--- a/docs/ICSI_rakovodstvo.docx
+++ b/docs/ICSI_rakovodstvo.docx
@@ -3846,6 +3846,19 @@
       </w:pPr>
       <w:r>
         <w:t>Полярното телце (4.9, по обратната връзка): ръбът му е по-ясен, когато е във фокус (етапи 3–5); в „Упражнение“ е оградено с пунктирен кръг, в „Изпит“ – не. Етап 3 започва на 20x (при няколко ооцита – на 10x).</w:t>
+      </w:r>
+    </w:p>
+    <w:p>
+      <w:pPr>
+        <w:pStyle w:val="ListParagraph"/>
+        <w:numPr>
+          <w:ilvl w:val="0"/>
+          <w:numId w:val="5"/>
+        </w:numPr>
+        <w:spacing w:after="60" w:line="264"/>
+      </w:pPr>
+      <w:r>
+        <w:t>Намиране на телцето (4.9): вляво, под „Телце, фокус“, пише дали телцето е над или под фокуса и откъде да се докосне ооцитът с върха на иглата (напр. „откъм 7 ч“) и кой клавиш да се задържи (U или O). Защо откъде: вертикалното движение на върха търкаля ооцита около хоризонтална ос, перпендикулярна на мястото на допира – затова допирът трябва да е откъм телцето (или срещу него). В „Упражнение“ телцето започва видимо – близо до екватора, но не на 12 или 6 (rules.ini: [stage3] practice_easy_start).</w:t>
       </w:r>
     </w:p>
     <w:p>

--- a/docs/ICSI_rakovodstvo.docx
+++ b/docs/ICSI_rakovodstvo.docx
@@ -3858,7 +3858,7 @@
         <w:spacing w:after="60" w:line="264"/>
       </w:pPr>
       <w:r>
-        <w:t>Намиране на телцето (4.9): вляво, под „Телце, фокус“, пише дали телцето е над или под фокуса и откъде да се докосне ооцитът с върха на иглата (напр. „откъм 7 ч“) и кой клавиш да се задържи (U или O). Защо откъде: вертикалното движение на върха търкаля ооцита около хоризонтална ос, перпендикулярна на мястото на допира – затова допирът трябва да е откъм телцето (или срещу него). В „Упражнение“ телцето започва видимо – близо до екватора, но не на 12 или 6 (rules.ini: [stage3] practice_easy_start).</w:t>
+        <w:t>Намиране на телцето (4.9): вляво, под „Телце, фокус“, пише дали телцето е над или под фокуса. Докоснете ооцита с върха на иглата откъдето ви е удобно (откъм иглата) – подсказката казва кой клавиш да задържите (U или O), за да се търкаля към екватора. Ако от това място не действа, предлага друго (напр. „откъм 7 ч“). Защо: вертикалното движение на върха търкаля ооцита около хоризонтална ос, перпендикулярна на мястото на допира – посоката зависи от мястото. В „Упражнение“ телцето започва видимо – близо до екватора, но не на 12 или 6 (rules.ini: [stage3] practice_easy_start).</w:t>
       </w:r>
     </w:p>
     <w:p>
